--- a/写作与沟通/reference.docx
+++ b/写作与沟通/reference.docx
@@ -35,6 +35,9 @@
       </w:r>
     </w:p>
     <w:sectPr>
+      <w:footnotePr>
+        <w:numRestart w:val="eachPage"/>
+      </w:footnotePr>
       <w:pgSz w:w="11906" w:h="16838" w:orient="portrait"/>
       <w:pgMar w:top="1440" w:right="1800" w:bottom="1440" w:left="1800" w:header="708" w:footer="708" w:gutter="0"/>
       <w:pgNumType/>
